--- a/por/docx/22.content.docx
+++ b/por/docx/22.content.docx
@@ -214,7 +214,7 @@
         <w:rPr>
           <w:lang w:val="pt_PT" w:bidi="pt_PT"/>
         </w:rPr>
-        <w:t xml:space="preserve"> Este cântico, o mais belo entre os cânticos, foi composto por Salomão, o rei.</w:t>
+        <w:t xml:space="preserve"> Este cântico, o mais belo entre os cânticos, foi composto por Salomão, o rei:</w:t>
       </w:r>
     </w:p>
     <w:p>
@@ -277,7 +277,7 @@
         <w:rPr>
           <w:lang w:val="pt_PT" w:bidi="pt_PT"/>
         </w:rPr>
-        <w:t xml:space="preserve"> Leve-me com você; venhamos depressa. O rei me conduziu aos seus aposentos; por sua causa nos alegramos e nos regozijamos, e celebraremos o seu amor, mais agradável do que o vinho; com razão você é amado.</w:t>
+        <w:t xml:space="preserve"> Leve-me com você; vamos depressa. O rei me levou aos seus aposentos. Nós nos alegraremos por sua causa, ó rei, e celebraremos o seu amor, que é mais agradável do que o vinho. Com razão você é amado.</w:t>
       </w:r>
     </w:p>
     <w:p>
@@ -298,7 +298,7 @@
         <w:rPr>
           <w:lang w:val="pt_PT" w:bidi="pt_PT"/>
         </w:rPr>
-        <w:t xml:space="preserve"> Eu sou morena, mas sou formosa, ó jovens de Jerusalém; sou como as tendas escuras de Quedar, como as cortinas do palácio de Salomão.</w:t>
+        <w:t xml:space="preserve"> Eu sou morena, mas sou formosa, ó filhas de Jerusalém; sou como as tendas escuras de Quedar, como as cortinas do palácio de Salomão.</w:t>
       </w:r>
     </w:p>
     <w:p>
@@ -445,7 +445,7 @@
         <w:rPr>
           <w:lang w:val="pt_PT" w:bidi="pt_PT"/>
         </w:rPr>
-        <w:t xml:space="preserve"> Enquanto o rei repousa em sua cama, o meu perfume espalha o seu aroma.</w:t>
+        <w:t xml:space="preserve"> Enquanto o rei está em seu sofá, o meu perfume espalha o seu aroma.</w:t>
       </w:r>
     </w:p>
     <w:p>
@@ -713,7 +713,7 @@
         <w:rPr>
           <w:lang w:val="pt_PT" w:bidi="pt_PT"/>
         </w:rPr>
-        <w:t xml:space="preserve"> Moças de Jerusalém, eu lhes peço e lhes faço jurar, pelas gazelas e pelas corças do campo: não despertem o meu amado, nem acordem o meu amor, até que ele queira.</w:t>
+        <w:t xml:space="preserve"> Moças de Jerusalém, eu peço a vocês e faço que jurem pelas gazelas e pelas corças do campo: não despertem o meu amado, nem acordem o meu amor antes que ele queira despertar.</w:t>
       </w:r>
     </w:p>
     <w:p>
@@ -755,7 +755,7 @@
         <w:rPr>
           <w:lang w:val="pt_PT" w:bidi="pt_PT"/>
         </w:rPr>
-        <w:t xml:space="preserve"> O meu amado é como a gazela, como o gamo veloz; olhem, ele está atrás do muro, olhando pelas janelas, espiando pelas grades.</w:t>
+        <w:t xml:space="preserve"> O meu amado é como a gazela, como o cervo veloz; olhem, ele está atrás do muro, olhando pelas janelas, espiando pelas grades.</w:t>
       </w:r>
     </w:p>
     <w:p>
@@ -776,7 +776,7 @@
         <w:rPr>
           <w:lang w:val="pt_PT" w:bidi="pt_PT"/>
         </w:rPr>
-        <w:t xml:space="preserve"> O meu amado me disse: “Levante-se, minha querida, minha bela, e venha comigo”.</w:t>
+        <w:t xml:space="preserve"> O meu amado me disse: “Levante-se, minha querida, minha bela, e venha comigo.</w:t>
       </w:r>
     </w:p>
     <w:p>
@@ -839,7 +839,7 @@
         <w:rPr>
           <w:lang w:val="pt_PT" w:bidi="pt_PT"/>
         </w:rPr>
-        <w:t xml:space="preserve"> A figueira mostra os primeiros frutos, e as videiras em flor espalham perfume; “Levante-se, minha querida, minha linda amada, e venha comigo”.</w:t>
+        <w:t xml:space="preserve"> A figueira mostra os primeiros frutos, e as videiras em flor espalham perfume. Levante-se, minha querida, minha linda amada, e venha comigo”.</w:t>
       </w:r>
     </w:p>
     <w:p>
@@ -923,7 +923,7 @@
         <w:rPr>
           <w:lang w:val="pt_PT" w:bidi="pt_PT"/>
         </w:rPr>
-        <w:t xml:space="preserve"> Antes que o dia amanheça e as sombras desapareçam, volte para mim, meu amado; venha depressa, como a gazela ou como o gamo, sobre as colinas de Beter.</w:t>
+        <w:t xml:space="preserve"> Antes que o dia amanheça e as sombras desapareçam, volte para mim, meu amado; venha depressa, como a gazela ou como o cervo, sobre as colinas de Beter.</w:t>
       </w:r>
     </w:p>
     <w:p>
@@ -960,7 +960,7 @@
         <w:rPr>
           <w:lang w:val="pt_PT" w:bidi="pt_PT"/>
         </w:rPr>
-        <w:t xml:space="preserve"> Durante a noite, procurei em nosso leito aquele a quem amo, mas o lugar dele estava vazio; levantei-me para buscá-lo e não o encontrei.</w:t>
+        <w:t xml:space="preserve"> Durante a noite, procurei em nossa cama aquele a quem amo, mas o lugar dele estava vazio; levantei-me para buscá-lo e não o encontrei.</w:t>
       </w:r>
     </w:p>
     <w:p>
@@ -981,7 +981,7 @@
         <w:rPr>
           <w:lang w:val="pt_PT" w:bidi="pt_PT"/>
         </w:rPr>
-        <w:t xml:space="preserve"> Saí pelas ruas e pelas praças da cidade; procurei o amado do meu coração, busquei e não achei.</w:t>
+        <w:t xml:space="preserve"> Saí pelas ruas e pelas praças da cidade; procurei o amado do meu coração, procurei por ele, mas não o encontrei.</w:t>
       </w:r>
     </w:p>
     <w:p>
@@ -1044,7 +1044,7 @@
         <w:rPr>
           <w:lang w:val="pt_PT" w:bidi="pt_PT"/>
         </w:rPr>
-        <w:t xml:space="preserve"> Moças de Jerusalém, pelas gazelas e pelas cervas do campo, eu as faço jurar: não despertem o meu amado, nem acordem o amor antes do tempo.</w:t>
+        <w:t xml:space="preserve"> Moças de Jerusalém, pelas gazelas e pelas cervas do campo, eu as faço jurar: não despertem o meu amado, nem acordem o amor antes do tempo certo.</w:t>
       </w:r>
     </w:p>
     <w:p>
@@ -1107,7 +1107,7 @@
         <w:rPr>
           <w:lang w:val="pt_PT" w:bidi="pt_PT"/>
         </w:rPr>
-        <w:t xml:space="preserve"> Todos são hábeis com a espada e treinados para a defesa; cada um traz sua arma para enfrentar os temores da noite.</w:t>
+        <w:t xml:space="preserve"> Todos são hábeis com a espada e treinados para defender o rei; cada um traz sua arma para enfrentar os temores da noite.</w:t>
       </w:r>
     </w:p>
     <w:p>
@@ -1170,7 +1170,7 @@
         <w:rPr>
           <w:lang w:val="pt_PT" w:bidi="pt_PT"/>
         </w:rPr>
-        <w:t xml:space="preserve"> Saiam, moças de Sião, e venham ver o rei Salomão; contemplem a coroa que sua mãe colocou em sua cabeça no dia do casamento, no dia da alegria do seu coração.</w:t>
+        <w:t xml:space="preserve"> Saiam, moças de Sião, e venham ver o rei Salomão; vejam a coroa que a mãe do rei colocou sobre a cabeça dele no dia em que ele se casou, no dia da alegria do coração dele.</w:t>
       </w:r>
     </w:p>
     <w:p>
@@ -1291,7 +1291,7 @@
         <w:rPr>
           <w:lang w:val="pt_PT" w:bidi="pt_PT"/>
         </w:rPr>
-        <w:t xml:space="preserve"> Seus dois seios são como filhotes gêmeos de gazela, que se alimentam entre os lírios.</w:t>
+        <w:t xml:space="preserve"> Seus seios são como filhotes gêmeos de gazela, que se alimentam entre os lírios.</w:t>
       </w:r>
     </w:p>
     <w:p>
@@ -1354,7 +1354,7 @@
         <w:rPr>
           <w:lang w:val="pt_PT" w:bidi="pt_PT"/>
         </w:rPr>
-        <w:t xml:space="preserve"> Venha comigo do Líbano, minha noiva; desça do alto do Amaná, do cume do Senir e do monte Hermom, onde estão os leões e os leopardos.</w:t>
+        <w:t xml:space="preserve"> Venha comigo do Líbano, minha noiva; desça do alto do Amana, do cume do Senir e do monte Hermom, onde estão os leões e os leopardos.</w:t>
       </w:r>
     </w:p>
     <w:p>
@@ -1375,7 +1375,7 @@
         <w:rPr>
           <w:lang w:val="pt_PT" w:bidi="pt_PT"/>
         </w:rPr>
-        <w:t xml:space="preserve"> Você tomou o meu coração, minha irmã, minha noiva; você me venceu com um só olhar, com um único enfeite do seu colar.</w:t>
+        <w:t xml:space="preserve"> Você tomou o meu coração, minha irmã, minha noiva; você me conquistou com um só olhar, com um único enfeite do seu colar.</w:t>
       </w:r>
     </w:p>
     <w:p>
@@ -1459,7 +1459,7 @@
         <w:rPr>
           <w:lang w:val="pt_PT" w:bidi="pt_PT"/>
         </w:rPr>
-        <w:t xml:space="preserve"> Você é como um pomar de romãs, cheio de frutos valiosos, com flores de hena e nardo.</w:t>
+        <w:t xml:space="preserve"> Você é como um pomar de romãs, cheio de frutos valiosos, com flores de hena e nardo,</w:t>
       </w:r>
     </w:p>
     <w:p>
@@ -1480,7 +1480,7 @@
         <w:rPr>
           <w:lang w:val="pt_PT" w:bidi="pt_PT"/>
         </w:rPr>
-        <w:t xml:space="preserve"> Nardo e açafrão, cálamo e canela, e toda madeira perfumada; mirra e aloés, com as melhores especiarias.</w:t>
+        <w:t xml:space="preserve"> nardo e açafrão, cálamo e canela, e toda madeira perfumada; mirra e aloés, com as melhores especiarias.</w:t>
       </w:r>
     </w:p>
     <w:p>
@@ -1559,7 +1559,7 @@
         <w:rPr>
           <w:lang w:val="pt_PT" w:bidi="pt_PT"/>
         </w:rPr>
-        <w:t xml:space="preserve"> Eu já entrei no meu jardim, minha irmã, minha noiva; recolhi a minha mirra e as minhas especiarias; comi o meu favo com mel; bebi o meu vinho com leite; amigos, comam e bebam; bebam, bebam quanto desejarem.</w:t>
+        <w:t xml:space="preserve"> Eu já entrei no meu jardim, minha irmã, minha noiva; recolhi a minha mirra e as minhas especiarias; comi o meu favo com mel; bebi o meu vinho com leite; amigos, comam e bebam; bebam, bebam quanto desejarem!</w:t>
       </w:r>
     </w:p>
     <w:p>
@@ -1727,7 +1727,7 @@
         <w:rPr>
           <w:lang w:val="pt_PT" w:bidi="pt_PT"/>
         </w:rPr>
-        <w:t xml:space="preserve"> Tu, que és a mulher mais bonita do mundo, diz-nos: o que há de tão especial no homem que amas, que nenhum outro tem? por que nos obrigas a fazer esse juramento?</w:t>
+        <w:t xml:space="preserve"> Você, que é a mulher mais bonita do mundo, diga-nos: o que há de tão especial no seu amado que nenhum outro tem? Por que nos obriga a fazer esse juramento?</w:t>
       </w:r>
     </w:p>
     <w:p>
@@ -1874,7 +1874,7 @@
         <w:rPr>
           <w:lang w:val="pt_PT" w:bidi="pt_PT"/>
         </w:rPr>
-        <w:t xml:space="preserve"> A sua boca é muito doce, e ele é totalmente desejável; ouviram, moças de Jerusalém? este é o meu amado, este é o meu noivo.</w:t>
+        <w:t xml:space="preserve"> A sua boca é muito doce, e ele é totalmente desejável; ouviram, moças de Jerusalém? Esse é o meu amado, esse é o meu noivo.</w:t>
       </w:r>
     </w:p>
     <w:p>
@@ -1911,7 +1911,7 @@
         <w:rPr>
           <w:lang w:val="pt_PT" w:bidi="pt_PT"/>
         </w:rPr>
-        <w:t xml:space="preserve"> Digam-me, ó mais bela entre as mulheres: para onde foi o seu amado? Nós iremos com você e o ajudaremos a encontrá-lo.</w:t>
+        <w:t xml:space="preserve"> Diga-nos, ó mais bela entre as mulheres: para onde foi o seu amado? Nós a ajudaremos a encontrá-lo.</w:t>
       </w:r>
     </w:p>
     <w:p>
@@ -2016,7 +2016,7 @@
         <w:rPr>
           <w:lang w:val="pt_PT" w:bidi="pt_PT"/>
         </w:rPr>
-        <w:t xml:space="preserve"> O seu sorriso é claro como um rebanho de ovelhas depois de tosquiadas e lavadas; os seus dentes são iguais, bem alinhados, e nenhum falta.</w:t>
+        <w:t xml:space="preserve"> O seu sorriso é branco e brilhante como um rebanho de ovelhas depois de serem tosquiadas e lavadas; os seus dentes são perfeitos, iguais, e nenhum falta.</w:t>
       </w:r>
     </w:p>
     <w:p>
@@ -2058,7 +2058,7 @@
         <w:rPr>
           <w:lang w:val="pt_PT" w:bidi="pt_PT"/>
         </w:rPr>
-        <w:t xml:space="preserve"> Podem existir sessenta rainhas e oitenta concubinas, e ainda muitas jovens virgens,</w:t>
+        <w:t xml:space="preserve"> Podem existir sessenta rainhas e oitenta concubinas, e ainda muitas jovens virgens que eu poderia tomar como esposas,</w:t>
       </w:r>
     </w:p>
     <w:p>
@@ -2100,7 +2100,7 @@
         <w:rPr>
           <w:lang w:val="pt_PT" w:bidi="pt_PT"/>
         </w:rPr>
-        <w:t xml:space="preserve"> Quem é esta que surge como a aurora, bela como a lua, brilhante como o sol, imponente como um exército com bandeiras?</w:t>
+        <w:t xml:space="preserve"> "Quem é esta que surge como a aurora, bela como a lua, brilhante como o sol, imponente como um exército com bandeiras?”.</w:t>
       </w:r>
     </w:p>
     <w:p>
@@ -2121,7 +2121,7 @@
         <w:rPr>
           <w:lang w:val="pt_PT" w:bidi="pt_PT"/>
         </w:rPr>
-        <w:t xml:space="preserve"> Eu desci para ver as castanheiras e fui ao vale para observar os brotos; fui ver se as parreiras já tinham renovos e se as romãzeiras já estavam floridas.</w:t>
+        <w:t xml:space="preserve"> Eu desci para ver as nogueiras e fui ao vale para observar os brotos; fui admirar a primavera chegando aos campos; fui ver se as parreiras já tinham renovos e se as romãzeiras já estavam floridas.</w:t>
       </w:r>
     </w:p>
     <w:p>
@@ -2142,7 +2142,7 @@
         <w:rPr>
           <w:lang w:val="pt_PT" w:bidi="pt_PT"/>
         </w:rPr>
-        <w:t xml:space="preserve"> Antes que eu percebesse, a minha imaginação me colocou entre os carros do meu povo humilde.</w:t>
+        <w:t xml:space="preserve"> Antes que eu percebesse, a minha imaginação me colocou entre os carros do meu povo nobre.</w:t>
       </w:r>
     </w:p>
     <w:p>
@@ -2163,7 +2163,7 @@
         <w:rPr>
           <w:lang w:val="pt_PT" w:bidi="pt_PT"/>
         </w:rPr>
-        <w:t xml:space="preserve"> Volte, volte, sulamita; volte, volte, para que possamos vê-la outra vez; por que desejam olhar para a sulamita, como na dança de Maanaim?</w:t>
+        <w:t xml:space="preserve"> Volte, volte, sulamita; volte, volte, para que possamos vê-la outra vez. Por que desejam olhar para a sulamita, como na dança de Maanaim?</w:t>
       </w:r>
     </w:p>
     <w:p>
@@ -2200,7 +2200,7 @@
         <w:rPr>
           <w:lang w:val="pt_PT" w:bidi="pt_PT"/>
         </w:rPr>
-        <w:t xml:space="preserve"> Como são belos os seus pés; o seu passo é gracioso, e o seu porte é digno como o de uma rainha; as curvas das suas pernas bem formadas parecem joias feitas por mãos habilidosas.</w:t>
+        <w:t xml:space="preserve"> Como são belos os seus pés nas sandálias; o seu porte é digno como o de uma filha de príncipe; as curvas das suas pernas bem formadas parecem joias feitas por mãos habilidosas.</w:t>
       </w:r>
     </w:p>
     <w:p>
@@ -2242,7 +2242,7 @@
         <w:rPr>
           <w:lang w:val="pt_PT" w:bidi="pt_PT"/>
         </w:rPr>
-        <w:t xml:space="preserve"> Os seus dois seios são como filhotes gêmeos de gazela.</w:t>
+        <w:t xml:space="preserve"> Os seus seios são como filhotes gêmeos de gazela.</w:t>
       </w:r>
     </w:p>
     <w:p>
@@ -2510,7 +2510,7 @@
         <w:rPr>
           <w:lang w:val="pt_PT" w:bidi="pt_PT"/>
         </w:rPr>
-        <w:t xml:space="preserve"> Eu o conduziria à casa de minha mãe, daquela que me ensinou; eu lhe daria vinho de romãs, o suco das minhas romãs.</w:t>
+        <w:t xml:space="preserve"> Eu o conduziria à casa de minha mãe, daquela que me ensinou; eu lhe daria vinho de romãs, o melhor suco das minhas romãs.</w:t>
       </w:r>
     </w:p>
     <w:p>
@@ -2531,7 +2531,7 @@
         <w:rPr>
           <w:lang w:val="pt_PT" w:bidi="pt_PT"/>
         </w:rPr>
-        <w:t xml:space="preserve"> Então ele me abraçaria com a mão direita, e com a esquerda sustentaria a minha cabeça.</w:t>
+        <w:t xml:space="preserve"> Então você me abraçaria com a mão direita, e com a esquerda acariciaria a minha cabeça.</w:t>
       </w:r>
     </w:p>
     <w:p>
@@ -2678,7 +2678,7 @@
         <w:rPr>
           <w:lang w:val="pt_PT" w:bidi="pt_PT"/>
         </w:rPr>
-        <w:t xml:space="preserve"> Eu sou um muro, e os meus seios são como torres; por isso, aos olhos do meu amado, eu me tornei como quem traz paz.</w:t>
+        <w:t xml:space="preserve"> Eu sou um muro, e os meus seios são como suas torres; por isso, aos olhos do meu amado, eu sou como alguém que inspira paz.</w:t>
       </w:r>
     </w:p>
     <w:p>
@@ -2699,7 +2699,7 @@
         <w:rPr>
           <w:lang w:val="pt_PT" w:bidi="pt_PT"/>
         </w:rPr>
-        <w:t xml:space="preserve"> Salomão tem uma vinha em Baal-Hamom; ele a entregou a lavradores, e cada um lhe traz doze quilos de prata pelo fruto.</w:t>
+        <w:t xml:space="preserve"> Salomão tem uma vinha em Baal-Hamom; ele a arrendou a lavradores, e cada um lhe traz doze quilos de prata pelo fruto.</w:t>
       </w:r>
     </w:p>
     <w:p>
